--- a/docs/en/4_Pilot_Experiment_Report.docx
+++ b/docs/en/4_Pilot_Experiment_Report.docx
@@ -846,6 +846,231 @@
         <w:t>), validating that they disengaged from active critique and defaulted to copying AI suggestions.</w:t>
       </w:r>
     </w:p>
+    <w:p>
+      <w:pPr>
+        <w:jc w:val="center"/>
+      </w:pPr>
+      <w:r>
+        <w:rPr>
+          <w:color w:val="B4B4B4"/>
+        </w:rPr>
+        <w:t>__________________________________________________</w:t>
+      </w:r>
+    </w:p>
+    <w:p>
+      <w:pPr>
+        <w:pStyle w:val="Heading2"/>
+      </w:pPr>
+      <w:r>
+        <w:t>5. System Improvements for Main Study Deployment</w:t>
+      </w:r>
+    </w:p>
+    <w:p>
+      <w:r>
+        <w:t>Based on the pilot observations, three key system improvements were proposed and successfully integrated:</w:t>
+      </w:r>
+    </w:p>
+    <w:p>
+      <w:pPr>
+        <w:pStyle w:val="ListNumber"/>
+      </w:pPr>
+      <w:r/>
+      <w:r>
+        <w:rPr>
+          <w:b/>
+        </w:rPr>
+        <w:t>VND Currency Alignment</w:t>
+      </w:r>
+      <w:r>
+        <w:t>: Transitioned the financial profile parameters from foreign currencies to localized Vietnamese Dong (VND) scales, enhancing business familiarity and reducing cognitive conversion barriers.</w:t>
+      </w:r>
+    </w:p>
+    <w:p>
+      <w:pPr>
+        <w:pStyle w:val="ListNumber"/>
+      </w:pPr>
+      <w:r/>
+      <w:r>
+        <w:rPr>
+          <w:b/>
+        </w:rPr>
+        <w:t>Sequence Shuffling</w:t>
+      </w:r>
+      <w:r>
+        <w:t>: Randomized the order of the 20 evaluation profiles (alternating and mixing approve/reject suggestions) to eliminate sequence bias.</w:t>
+      </w:r>
+    </w:p>
+    <w:p>
+      <w:pPr>
+        <w:pStyle w:val="ListNumber"/>
+      </w:pPr>
+      <w:r/>
+      <w:r>
+        <w:rPr>
+          <w:b/>
+        </w:rPr>
+        <w:t>Group C Layout Re-Structuring</w:t>
+      </w:r>
+      <w:r>
+        <w:t>: Placed the SHAP Force Plot at the top of the interface as a primary visual indicator, positioning secondary items below to improve aesthetics and task flow.</w:t>
+      </w:r>
+    </w:p>
+    <w:p>
+      <w:pPr>
+        <w:jc w:val="center"/>
+      </w:pPr>
+      <w:r>
+        <w:rPr>
+          <w:color w:val="B4B4B4"/>
+        </w:rPr>
+        <w:t>__________________________________________________</w:t>
+      </w:r>
+    </w:p>
+    <w:p>
+      <w:pPr>
+        <w:pStyle w:val="Heading2"/>
+      </w:pPr>
+      <w:r>
+        <w:t>6. User Segmentation for the Phase 2 Study</w:t>
+      </w:r>
+    </w:p>
+    <w:p>
+      <w:r>
+        <w:t xml:space="preserve">To analyze the factors modulating </w:t>
+      </w:r>
+      <w:r>
+        <w:rPr>
+          <w:b/>
+        </w:rPr>
+        <w:t>Automation Bias</w:t>
+      </w:r>
+      <w:r>
+        <w:t xml:space="preserve"> and </w:t>
+      </w:r>
+      <w:r>
+        <w:rPr>
+          <w:b/>
+        </w:rPr>
+        <w:t>Cognitive Load</w:t>
+      </w:r>
+      <w:r>
+        <w:t>, the second phase of data collection introduces two demographic classification variables captured on onboarding:</w:t>
+      </w:r>
+    </w:p>
+    <w:p>
+      <w:pPr>
+        <w:pStyle w:val="ListNumber"/>
+      </w:pPr>
+      <w:r/>
+      <w:r>
+        <w:rPr>
+          <w:b/>
+        </w:rPr>
+        <w:t>Academic Major</w:t>
+      </w:r>
+      <w:r>
+        <w:t xml:space="preserve">: Grouping participants into </w:t>
+      </w:r>
+      <w:r>
+        <w:rPr>
+          <w:b/>
+        </w:rPr>
+        <w:t>Computer Science/IT (IT)</w:t>
+      </w:r>
+      <w:r>
+        <w:t xml:space="preserve">, </w:t>
+      </w:r>
+      <w:r>
+        <w:rPr>
+          <w:b/>
+        </w:rPr>
+        <w:t>Business/Economics (Business)</w:t>
+      </w:r>
+      <w:r>
+        <w:t xml:space="preserve">, and </w:t>
+      </w:r>
+      <w:r>
+        <w:rPr>
+          <w:b/>
+        </w:rPr>
+        <w:t>Others</w:t>
+      </w:r>
+      <w:r>
+        <w:t>.</w:t>
+      </w:r>
+    </w:p>
+    <w:p>
+      <w:pPr>
+        <w:pStyle w:val="ListBullet"/>
+      </w:pPr>
+      <w:r>
+        <w:t xml:space="preserve">  *Research Hypothesis*: IT students will exhibit higher skepticism towards algorithmic suggestions, resulting in lower automation bias compared to Business/Economics and Other students due to their technical understanding of the black-box model.</w:t>
+      </w:r>
+    </w:p>
+    <w:p>
+      <w:pPr>
+        <w:pStyle w:val="ListNumber"/>
+      </w:pPr>
+      <w:r/>
+      <w:r>
+        <w:rPr>
+          <w:b/>
+        </w:rPr>
+        <w:t>AI Tools Usage Frequency</w:t>
+      </w:r>
+      <w:r>
+        <w:t xml:space="preserve">: Classifying users by their exposure frequency: </w:t>
+      </w:r>
+      <w:r>
+        <w:rPr>
+          <w:b/>
+        </w:rPr>
+        <w:t>Rarely or never</w:t>
+      </w:r>
+      <w:r>
+        <w:t xml:space="preserve">, </w:t>
+      </w:r>
+      <w:r>
+        <w:rPr>
+          <w:b/>
+        </w:rPr>
+        <w:t>Occasionally</w:t>
+      </w:r>
+      <w:r>
+        <w:t xml:space="preserve">, </w:t>
+      </w:r>
+      <w:r>
+        <w:rPr>
+          <w:b/>
+        </w:rPr>
+        <w:t>Frequently</w:t>
+      </w:r>
+      <w:r>
+        <w:t xml:space="preserve">, and </w:t>
+      </w:r>
+      <w:r>
+        <w:rPr>
+          <w:b/>
+        </w:rPr>
+        <w:t>Daily</w:t>
+      </w:r>
+      <w:r>
+        <w:t>.</w:t>
+      </w:r>
+    </w:p>
+    <w:p>
+      <w:pPr>
+        <w:pStyle w:val="ListBullet"/>
+      </w:pPr>
+      <w:r>
+        <w:t xml:space="preserve">  *Research Hypothesis*: Users with high AI exposure will demonstrate higher fluency when interacting with the conversational AI explainer and record shorter reading times for XAI charts.</w:t>
+      </w:r>
+    </w:p>
+    <w:p>
+      <w:r>
+        <w:t>The combination of the three experimental interfaces ($A, B, C$) with these user segmentation variables will supply a rich data matrix for ANOVA and Chi-Square statistical tests in the thesis results.</w:t>
+      </w:r>
+    </w:p>
     <w:sectPr>
       <w:pgSz w:w="12240" w:h="15840"/>
       <w:pgMar w:top="1440" w:right="1440" w:bottom="1440" w:left="1440" w:header="720" w:footer="720" w:gutter="0"/>

--- a/docs/en/4_Pilot_Experiment_Report.docx
+++ b/docs/en/4_Pilot_Experiment_Report.docx
@@ -931,7 +931,7 @@
         <w:pStyle w:val="Heading2"/>
       </w:pPr>
       <w:r>
-        <w:t>6. User Segmentation for the Phase 2 Study</w:t>
+        <w:t>6. User Segmentation &amp; Advanced Mobile Telemetry for Phase 2</w:t>
       </w:r>
     </w:p>
     <w:p>
@@ -954,7 +954,7 @@
         <w:t>Cognitive Load</w:t>
       </w:r>
       <w:r>
-        <w:t>, the second phase of data collection introduces two demographic classification variables captured on onboarding:</w:t>
+        <w:t>, the second phase of data collection introduces granular demographic classification variables captured on onboarding and a custom mobile telemetry engine:</w:t>
       </w:r>
     </w:p>
     <w:p>
@@ -1004,7 +1004,7 @@
         <w:pStyle w:val="ListBullet"/>
       </w:pPr>
       <w:r>
-        <w:t xml:space="preserve">  *Research Hypothesis*: IT students will exhibit higher skepticism towards algorithmic suggestions, resulting in lower automation bias compared to Business/Economics and Other students due to their technical understanding of the black-box model.</w:t>
+        <w:t xml:space="preserve">  *Research Hypothesis*: IT students will exhibit higher skepticism towards algorithmic suggestions, resulting in lower automation bias due to their technical understanding of the black-box model.</w:t>
       </w:r>
     </w:p>
     <w:p>
@@ -1060,10 +1060,193 @@
     </w:p>
     <w:p>
       <w:pPr>
+        <w:pStyle w:val="ListNumber"/>
+      </w:pPr>
+      <w:r/>
+      <w:r>
+        <w:rPr>
+          <w:b/>
+        </w:rPr>
+        <w:t>Participant's Age Group</w:t>
+      </w:r>
+      <w:r>
+        <w:t xml:space="preserve">: Categorizing subjects into 5 brackets: </w:t>
+      </w:r>
+      <w:r>
+        <w:rPr>
+          <w:b/>
+        </w:rPr>
+        <w:t>Under 18</w:t>
+      </w:r>
+      <w:r>
+        <w:t xml:space="preserve">, </w:t>
+      </w:r>
+      <w:r>
+        <w:rPr>
+          <w:b/>
+        </w:rPr>
+        <w:t>18-22 (Students)</w:t>
+      </w:r>
+      <w:r>
+        <w:t xml:space="preserve">, </w:t>
+      </w:r>
+      <w:r>
+        <w:rPr>
+          <w:b/>
+        </w:rPr>
+        <w:t>23-30 (Young professionals)</w:t>
+      </w:r>
+      <w:r>
+        <w:t xml:space="preserve">, </w:t>
+      </w:r>
+      <w:r>
+        <w:rPr>
+          <w:b/>
+        </w:rPr>
+        <w:t>31-45 (Mid-career)</w:t>
+      </w:r>
+      <w:r>
+        <w:t xml:space="preserve">, and </w:t>
+      </w:r>
+      <w:r>
+        <w:rPr>
+          <w:b/>
+        </w:rPr>
+        <w:t>Above 45</w:t>
+      </w:r>
+      <w:r>
+        <w:t>.</w:t>
+      </w:r>
+    </w:p>
+    <w:p>
+      <w:pPr>
         <w:pStyle w:val="ListBullet"/>
       </w:pPr>
       <w:r>
-        <w:t xml:space="preserve">  *Research Hypothesis*: Users with high AI exposure will demonstrate higher fluency when interacting with the conversational AI explainer and record shorter reading times for XAI charts.</w:t>
+        <w:t xml:space="preserve">  *Research Hypothesis*: Age-based groups will capture generational variance in algorithm trust. Younger digital natives are expected to adapt quicker to XAI charts and seek deeper chatbot explanation details.</w:t>
+      </w:r>
+    </w:p>
+    <w:p>
+      <w:pPr>
+        <w:pStyle w:val="ListNumber"/>
+      </w:pPr>
+      <w:r/>
+      <w:r>
+        <w:rPr>
+          <w:b/>
+        </w:rPr>
+        <w:t>Device Type &amp; Warning Banner</w:t>
+      </w:r>
+      <w:r>
+        <w:t>:</w:t>
+      </w:r>
+    </w:p>
+    <w:p>
+      <w:pPr>
+        <w:pStyle w:val="ListBullet"/>
+      </w:pPr>
+      <w:r>
+        <w:t xml:space="preserve">  Automatically record the client device: </w:t>
+      </w:r>
+      <w:r>
+        <w:rPr>
+          <w:b/>
+        </w:rPr>
+        <w:t>Desktop</w:t>
+      </w:r>
+      <w:r>
+        <w:t xml:space="preserve">, </w:t>
+      </w:r>
+      <w:r>
+        <w:rPr>
+          <w:b/>
+        </w:rPr>
+        <w:t>Mobile</w:t>
+      </w:r>
+      <w:r>
+        <w:t xml:space="preserve">, or </w:t>
+      </w:r>
+      <w:r>
+        <w:rPr>
+          <w:b/>
+        </w:rPr>
+        <w:t>Tablet</w:t>
+      </w:r>
+      <w:r>
+        <w:t>.</w:t>
+      </w:r>
+    </w:p>
+    <w:p>
+      <w:pPr>
+        <w:pStyle w:val="ListBullet"/>
+      </w:pPr>
+      <w:r>
+        <w:t xml:space="preserve">  Present a prominent suggestion banner to mobile/tablet users to switch to a computer to ensure clean hover metric capture.</w:t>
+      </w:r>
+    </w:p>
+    <w:p>
+      <w:pPr>
+        <w:pStyle w:val="ListNumber"/>
+      </w:pPr>
+      <w:r/>
+      <w:r>
+        <w:rPr>
+          <w:b/>
+        </w:rPr>
+        <w:t>Advanced Mobile Telemetry Subsystem</w:t>
+      </w:r>
+      <w:r>
+        <w:t>:</w:t>
+      </w:r>
+    </w:p>
+    <w:p>
+      <w:pPr>
+        <w:pStyle w:val="ListBullet"/>
+      </w:pPr>
+      <w:r>
+        <w:t xml:space="preserve">  *Visibility Adjusted Time*: Utilizes the </w:t>
+      </w:r>
+      <w:r>
+        <w:rPr>
+          <w:b/>
+        </w:rPr>
+        <w:t>Page Visibility API</w:t>
+      </w:r>
+      <w:r>
+        <w:t xml:space="preserve"> to track tab out-of-focus segments (app-switching, screen lock) and subtracts it from `time_spent_seconds` to deliver clean response times.</w:t>
+      </w:r>
+    </w:p>
+    <w:p>
+      <w:pPr>
+        <w:pStyle w:val="ListBullet"/>
+      </w:pPr>
+      <w:r>
+        <w:t xml:space="preserve">  *Viewport Dwell Time (XAI Card)*: Employs the </w:t>
+      </w:r>
+      <w:r>
+        <w:rPr>
+          <w:b/>
+        </w:rPr>
+        <w:t>Intersection Observer API</w:t>
+      </w:r>
+      <w:r>
+        <w:t xml:space="preserve"> to calculate how long the explanation element was visible in the active viewport, replacing hover metrics for mobile.</w:t>
+      </w:r>
+    </w:p>
+    <w:p>
+      <w:pPr>
+        <w:pStyle w:val="ListBullet"/>
+      </w:pPr>
+      <w:r>
+        <w:t xml:space="preserve">  *Scroll Dynamics*: Logs peak scroll depth (%) and scroll direction changes to model context comparisons.</w:t>
+      </w:r>
+    </w:p>
+    <w:p>
+      <w:pPr>
+        <w:pStyle w:val="ListBullet"/>
+      </w:pPr>
+      <w:r>
+        <w:t xml:space="preserve">  *Touch Dynamics*: Measures click/tap holding durations (hesitation) and rage taps (user frustration/impatience).</w:t>
       </w:r>
     </w:p>
     <w:p>

--- a/docs/en/4_Pilot_Experiment_Report.docx
+++ b/docs/en/4_Pilot_Experiment_Report.docx
@@ -1254,6 +1254,68 @@
         <w:t>The combination of the three experimental interfaces ($A, B, C$) with these user segmentation variables will supply a rich data matrix for ANOVA and Chi-Square statistical tests in the thesis results.</w:t>
       </w:r>
     </w:p>
+    <w:p>
+      <w:pPr>
+        <w:jc w:val="center"/>
+      </w:pPr>
+      <w:r>
+        <w:rPr>
+          <w:color w:val="B4B4B4"/>
+        </w:rPr>
+        <w:t>__________________________________________________</w:t>
+      </w:r>
+    </w:p>
+    <w:p>
+      <w:pPr>
+        <w:pStyle w:val="Heading3"/>
+      </w:pPr>
+      <w:r>
+        <w:t>AI Collaboration &amp; Attribution Statement</w:t>
+      </w:r>
+    </w:p>
+    <w:p>
+      <w:pPr>
+        <w:pStyle w:val="ListBullet"/>
+      </w:pPr>
+      <w:r>
+        <w:t xml:space="preserve">  </w:t>
+      </w:r>
+      <w:r>
+        <w:rPr>
+          <w:b/>
+        </w:rPr>
+        <w:t>Technical Support &amp; Drafting</w:t>
+      </w:r>
+      <w:r>
+        <w:t xml:space="preserve">: This document was compiled, structured, and translated with the assistance of </w:t>
+      </w:r>
+      <w:r>
+        <w:rPr>
+          <w:b/>
+        </w:rPr>
+        <w:t>Antigravity (Advanced Agentic Coding Assistant from Google DeepMind)</w:t>
+      </w:r>
+      <w:r>
+        <w:t>.</w:t>
+      </w:r>
+    </w:p>
+    <w:p>
+      <w:pPr>
+        <w:pStyle w:val="ListBullet"/>
+      </w:pPr>
+      <w:r>
+        <w:t xml:space="preserve">  </w:t>
+      </w:r>
+      <w:r>
+        <w:rPr>
+          <w:b/>
+        </w:rPr>
+        <w:t>Scientific Design &amp; Responsibility</w:t>
+      </w:r>
+      <w:r>
+        <w:t>: The core research objectives, experimental hypotheses, empirical data collection, and qualitative UI insights (such as task workflow ambiguity observations) are the sole intellectual product and scientific responsibility of the human researcher (thesis author).</w:t>
+      </w:r>
+    </w:p>
     <w:sectPr>
       <w:pgSz w:w="12240" w:h="15840"/>
       <w:pgMar w:top="1440" w:right="1440" w:bottom="1440" w:left="1440" w:header="720" w:footer="720" w:gutter="0"/>
